--- a/data/cvs/cv_149_Church_World_Service_KE-Data_Analyst-Administration__National.docx
+++ b/data/cvs/cv_149_Church_World_Service_KE-Data_Analyst-Administration__National.docx
@@ -86,7 +86,7 @@
         <w:rPr>
           <w:sz w:val="20"/>
         </w:rPr>
-        <w:t>Full Stack Developer and AI Data Specialist with a strong background in Python, JavaScript, and SQL. I've built full-stack applications, from React frontends to Python backends, and have deep experience in data annotation, evaluation, and automation. I've worked with diverse teams to deliver solutions across banking, retail, and corporate sectors, and am currently building production systems at Copy Cat Group, including AI-powered automation and API integrations.</w:t>
+        <w:t>Full Stack Developer and AI Data Specialist with a diverse background in software development, data annotation, and model evaluation. I bring a unique blend of technical skills, having worked across the full stack from Python backends and REST APIs to React frontends. My recent focus has been on AI data work, including prompt engineering, dataset structuring, and model evaluation for both LLM and multimodal systems. At Copy Cat Group, I'm currently building production-ready solutions, including an SAP API integration and an AI-powered tender scraping pipeline.</w:t>
       </w:r>
     </w:p>
     <w:p>
@@ -245,7 +245,7 @@
         <w:rPr>
           <w:sz w:val="20"/>
         </w:rPr>
-        <w:t>Data Management, Program Administration, Data Analysis, Statistical Reporting, Data Automation, Quality Control (QC), Data Validation, Data Reconciliation, Data Accuracy, Data Integrity, Data Completeness, Data Gaps, Corrective Action, System Support, Performance Tracking, Productivity Tracking, Accuracy Tracking</w:t>
+        <w:t>Data Management, Program Administration, Data Analyst, Data Integrity, Quality Control, Statistical Reports, Analytical Reports, Automation, Data Accuracy, Data Completeness, Reconciliation, Data Analysis, Performance Tracking, Productivity Tracking</w:t>
       </w:r>
     </w:p>
     <w:p>
@@ -263,7 +263,7 @@
         <w:rPr>
           <w:sz w:val="20"/>
         </w:rPr>
-        <w:t>Continuous Improvement, Evidence-Based Planning, Financial Data Accuracy, Payment Controls, Invoice Matching, Data Consistency, Data Integration, Compliance Reporting, User-Friendly Dashboards, Data Visualization, Collaboration, Software Environments, Data Security, Data Support, Data Reconciliation, Analytical Outputs, Data Publishing</w:t>
+        <w:t>Accuracy Tracking, Continuous Improvement, Evidence-Based Planning, Financial Data Accuracy, Payment Controls, Invoice Matching, Data Reconciliation, Compliance Reporting, Dashboards, Data Visualization, Collaboration, Software Environments, Data Integration, Data Security, Data Systems, Data Support</w:t>
       </w:r>
     </w:p>
     <w:p>
@@ -313,7 +313,7 @@
         <w:rPr>
           <w:sz w:val="20"/>
         </w:rPr>
-        <w:t>Integrating SAP APIs with an internal Credit Control System, automating processes for OA and IT business units.</w:t>
+        <w:t>Integrating SAP APIs with an internal Credit Control System for automated OA and IT processes.</w:t>
       </w:r>
     </w:p>
     <w:p>
@@ -337,7 +337,7 @@
         <w:rPr>
           <w:sz w:val="20"/>
         </w:rPr>
-        <w:t>Designing and building an AI-powered tender scraping pipeline to automate tender discovery and processing.</w:t>
+        <w:t>Designing and building an AI-powered tender scraping pipeline to automate tender opportunity discovery and processing.</w:t>
       </w:r>
     </w:p>
     <w:p>
@@ -372,7 +372,31 @@
         <w:rPr>
           <w:sz w:val="20"/>
         </w:rPr>
-        <w:t>Generating difference-based captions for multimodal datasets, improving model accuracy through detailed annotations.</w:t>
+        <w:t>Train AI models by generating accurate difference-based captions for multimodal datasets</w:t>
+      </w:r>
+    </w:p>
+    <w:p>
+      <w:pPr>
+        <w:pStyle w:val="ListBullet"/>
+        <w:spacing w:before="0" w:after="20"/>
+      </w:pPr>
+      <w:r>
+        <w:rPr>
+          <w:sz w:val="20"/>
+        </w:rPr>
+        <w:t>Perform categorisation, bounding, consistency checks, and image-level validation to improve multimodal model accuracy</w:t>
+      </w:r>
+    </w:p>
+    <w:p>
+      <w:pPr>
+        <w:pStyle w:val="ListBullet"/>
+        <w:spacing w:before="0" w:after="20"/>
+      </w:pPr>
+      <w:r>
+        <w:rPr>
+          <w:sz w:val="20"/>
+        </w:rPr>
+        <w:t>Contribute high-quality annotated outputs that directly feed into production AI model training pipelines</w:t>
       </w:r>
     </w:p>
     <w:p>
@@ -407,7 +431,31 @@
         <w:rPr>
           <w:sz w:val="20"/>
         </w:rPr>
-        <w:t>Built and delivered full-stack solutions, including UI components, API optimisation, and CMS-based website systems.</w:t>
+        <w:t>Developed and delivered full-stack solutions for U.S.-based clients across different sectors</w:t>
+      </w:r>
+    </w:p>
+    <w:p>
+      <w:pPr>
+        <w:pStyle w:val="ListBullet"/>
+        <w:spacing w:before="0" w:after="20"/>
+      </w:pPr>
+      <w:r>
+        <w:rPr>
+          <w:sz w:val="20"/>
+        </w:rPr>
+        <w:t>Built UI components, optimised APIs, and handled CMS-based website systems</w:t>
+      </w:r>
+    </w:p>
+    <w:p>
+      <w:pPr>
+        <w:pStyle w:val="ListBullet"/>
+        <w:spacing w:before="0" w:after="20"/>
+      </w:pPr>
+      <w:r>
+        <w:rPr>
+          <w:sz w:val="20"/>
+        </w:rPr>
+        <w:t>Collaborated with remote teams to debug, improve performance, and implement client feedback</w:t>
       </w:r>
     </w:p>
     <w:p>
@@ -442,7 +490,31 @@
         <w:rPr>
           <w:sz w:val="20"/>
         </w:rPr>
-        <w:t>Performed intent detection, slot tagging, and utterance verification for health and agriculture AI systems.</w:t>
+        <w:t>Annotated and evaluated datasets for health and agriculture AI systems</w:t>
+      </w:r>
+    </w:p>
+    <w:p>
+      <w:pPr>
+        <w:pStyle w:val="ListBullet"/>
+        <w:spacing w:before="0" w:after="20"/>
+      </w:pPr>
+      <w:r>
+        <w:rPr>
+          <w:sz w:val="20"/>
+        </w:rPr>
+        <w:t>Performed intent detection, slot tagging, utterance verification, and structured dataset creation</w:t>
+      </w:r>
+    </w:p>
+    <w:p>
+      <w:pPr>
+        <w:pStyle w:val="ListBullet"/>
+        <w:spacing w:before="0" w:after="20"/>
+      </w:pPr>
+      <w:r>
+        <w:rPr>
+          <w:sz w:val="20"/>
+        </w:rPr>
+        <w:t>Ensured annotation quality and consistency across multilingual and multimodal training data</w:t>
       </w:r>
     </w:p>
     <w:p>
